--- a/artifacts/ep-bva-tables.docx
+++ b/artifacts/ep-bva-tables.docx
@@ -7,17 +7,17 @@
         <w:pStyle w:val="Heading1"/>
       </w:pPr>
       <w:r>
-        <w:t>Equivalence Partitioning And Boundary Value Analysis</w:t>
+        <w:t>EP And BVA Tables</w:t>
       </w:r>
     </w:p>
     <w:p>
       <w:r>
-        <w:t>System under test: ParkingService.CalculateFee(int hours, string vehicleType).</w:t>
+        <w:t>This is for the ParkingService.CalculateFee(int hours, string vehicleType) method.</w:t>
       </w:r>
     </w:p>
     <w:p>
       <w:r>
-        <w:t>This document identifies valid and invalid input groups, representative values, boundary values, and a black-box test suite for the parking fee calculator.</w:t>
+        <w:t>I used equivalence partitioning to split the inputs into groups that should behave the same way. I then used boundary value analysis for the points where the answer changes, for example 3 to 4 hours, 5 to 6 hours, and 9 to 10 hours.</w:t>
       </w:r>
     </w:p>
     <w:p>
@@ -25,7 +25,7 @@
         <w:pStyle w:val="Heading2"/>
       </w:pPr>
       <w:r>
-        <w:t>Equivalence Partitioning Table</w:t>
+        <w:t>Equivalence Partitioning</w:t>
       </w:r>
     </w:p>
     <w:tbl>
@@ -56,7 +56,7 @@
               <w:rPr>
                 <w:b/>
               </w:rPr>
-              <w:t>Partition ID</w:t>
+              <w:t>ID</w:t>
             </w:r>
           </w:p>
         </w:tc>
@@ -72,7 +72,7 @@
               <w:rPr>
                 <w:b/>
               </w:rPr>
-              <w:t>Input area</w:t>
+              <w:t>Input</w:t>
             </w:r>
           </w:p>
         </w:tc>
@@ -88,7 +88,7 @@
               <w:rPr>
                 <w:b/>
               </w:rPr>
-              <w:t>Equivalence class</w:t>
+              <w:t>Group / class</w:t>
             </w:r>
           </w:p>
         </w:tc>
@@ -104,7 +104,7 @@
               <w:rPr>
                 <w:b/>
               </w:rPr>
-              <w:t>Valid / invalid</w:t>
+              <w:t>Valid?</w:t>
             </w:r>
           </w:p>
         </w:tc>
@@ -120,7 +120,7 @@
               <w:rPr>
                 <w:b/>
               </w:rPr>
-              <w:t>Representative test value</w:t>
+              <w:t>Example used</w:t>
             </w:r>
           </w:p>
         </w:tc>
@@ -168,7 +168,7 @@
               <w:rPr>
                 <w:b w:val="0"/>
               </w:rPr>
-              <w:t>Hours parked</w:t>
+              <w:t>Hours</w:t>
             </w:r>
           </w:p>
         </w:tc>
@@ -183,7 +183,7 @@
               <w:rPr>
                 <w:b w:val="0"/>
               </w:rPr>
-              <w:t>Hours less than 1</w:t>
+              <w:t>Zero hours</w:t>
             </w:r>
           </w:p>
         </w:tc>
@@ -198,7 +198,7 @@
               <w:rPr>
                 <w:b w:val="0"/>
               </w:rPr>
-              <w:t>Invalid</w:t>
+              <w:t>No</w:t>
             </w:r>
           </w:p>
         </w:tc>
@@ -260,7 +260,7 @@
               <w:rPr>
                 <w:b w:val="0"/>
               </w:rPr>
-              <w:t>Hours parked</w:t>
+              <w:t>Hours</w:t>
             </w:r>
           </w:p>
         </w:tc>
@@ -290,7 +290,7 @@
               <w:rPr>
                 <w:b w:val="0"/>
               </w:rPr>
-              <w:t>Invalid</w:t>
+              <w:t>No</w:t>
             </w:r>
           </w:p>
         </w:tc>
@@ -352,7 +352,7 @@
               <w:rPr>
                 <w:b w:val="0"/>
               </w:rPr>
-              <w:t>Hours parked</w:t>
+              <w:t>Hours + vehicle</w:t>
             </w:r>
           </w:p>
         </w:tc>
@@ -367,7 +367,7 @@
               <w:rPr>
                 <w:b w:val="0"/>
               </w:rPr>
-              <w:t>Standard vehicle, 1 to 3 hours</w:t>
+              <w:t>Standard car for 1 to 3 hours</w:t>
             </w:r>
           </w:p>
         </w:tc>
@@ -382,7 +382,7 @@
               <w:rPr>
                 <w:b w:val="0"/>
               </w:rPr>
-              <w:t>Valid</w:t>
+              <w:t>Yes</w:t>
             </w:r>
           </w:p>
         </w:tc>
@@ -444,7 +444,7 @@
               <w:rPr>
                 <w:b w:val="0"/>
               </w:rPr>
-              <w:t>Hours parked</w:t>
+              <w:t>Hours + vehicle</w:t>
             </w:r>
           </w:p>
         </w:tc>
@@ -459,7 +459,7 @@
               <w:rPr>
                 <w:b w:val="0"/>
               </w:rPr>
-              <w:t>Standard vehicle, 4 to 9 hours</w:t>
+              <w:t>Standard car for 4 to 9 hours</w:t>
             </w:r>
           </w:p>
         </w:tc>
@@ -474,7 +474,7 @@
               <w:rPr>
                 <w:b w:val="0"/>
               </w:rPr>
-              <w:t>Valid</w:t>
+              <w:t>Yes</w:t>
             </w:r>
           </w:p>
         </w:tc>
@@ -536,7 +536,7 @@
               <w:rPr>
                 <w:b w:val="0"/>
               </w:rPr>
-              <w:t>Hours parked</w:t>
+              <w:t>Hours + vehicle</w:t>
             </w:r>
           </w:p>
         </w:tc>
@@ -551,7 +551,7 @@
               <w:rPr>
                 <w:b w:val="0"/>
               </w:rPr>
-              <w:t>Standard vehicle, 10 or more hours</w:t>
+              <w:t>Standard car for 10+ hours</w:t>
             </w:r>
           </w:p>
         </w:tc>
@@ -566,7 +566,7 @@
               <w:rPr>
                 <w:b w:val="0"/>
               </w:rPr>
-              <w:t>Valid</w:t>
+              <w:t>Yes</w:t>
             </w:r>
           </w:p>
         </w:tc>
@@ -628,7 +628,7 @@
               <w:rPr>
                 <w:b w:val="0"/>
               </w:rPr>
-              <w:t>Hours parked</w:t>
+              <w:t>Hours + vehicle</w:t>
             </w:r>
           </w:p>
         </w:tc>
@@ -643,7 +643,7 @@
               <w:rPr>
                 <w:b w:val="0"/>
               </w:rPr>
-              <w:t>Electric vehicle, 1 to 5 hours</w:t>
+              <w:t>Electric car for 1 to 5 hours</w:t>
             </w:r>
           </w:p>
         </w:tc>
@@ -658,7 +658,7 @@
               <w:rPr>
                 <w:b w:val="0"/>
               </w:rPr>
-              <w:t>Valid</w:t>
+              <w:t>Yes</w:t>
             </w:r>
           </w:p>
         </w:tc>
@@ -720,7 +720,7 @@
               <w:rPr>
                 <w:b w:val="0"/>
               </w:rPr>
-              <w:t>Hours parked</w:t>
+              <w:t>Hours + vehicle</w:t>
             </w:r>
           </w:p>
         </w:tc>
@@ -735,7 +735,7 @@
               <w:rPr>
                 <w:b w:val="0"/>
               </w:rPr>
-              <w:t>Electric vehicle, 6 to 9 hours</w:t>
+              <w:t>Electric car for 6 to 9 hours</w:t>
             </w:r>
           </w:p>
         </w:tc>
@@ -750,7 +750,7 @@
               <w:rPr>
                 <w:b w:val="0"/>
               </w:rPr>
-              <w:t>Valid</w:t>
+              <w:t>Yes</w:t>
             </w:r>
           </w:p>
         </w:tc>
@@ -812,7 +812,7 @@
               <w:rPr>
                 <w:b w:val="0"/>
               </w:rPr>
-              <w:t>Hours parked</w:t>
+              <w:t>Hours + vehicle</w:t>
             </w:r>
           </w:p>
         </w:tc>
@@ -827,7 +827,7 @@
               <w:rPr>
                 <w:b w:val="0"/>
               </w:rPr>
-              <w:t>Electric vehicle, 10 or more hours</w:t>
+              <w:t>Electric car for 10+ hours</w:t>
             </w:r>
           </w:p>
         </w:tc>
@@ -842,7 +842,7 @@
               <w:rPr>
                 <w:b w:val="0"/>
               </w:rPr>
-              <w:t>Valid</w:t>
+              <w:t>Yes</w:t>
             </w:r>
           </w:p>
         </w:tc>
@@ -919,7 +919,7 @@
               <w:rPr>
                 <w:b w:val="0"/>
               </w:rPr>
-              <w:t>Supported standard vehicle type</w:t>
+              <w:t>Standard vehicle type</w:t>
             </w:r>
           </w:p>
         </w:tc>
@@ -934,7 +934,7 @@
               <w:rPr>
                 <w:b w:val="0"/>
               </w:rPr>
-              <w:t>Valid</w:t>
+              <w:t>Yes</w:t>
             </w:r>
           </w:p>
         </w:tc>
@@ -964,7 +964,7 @@
               <w:rPr>
                 <w:b w:val="0"/>
               </w:rPr>
-              <w:t>Standard pricing applies</w:t>
+              <w:t>Standard rules are used</w:t>
             </w:r>
           </w:p>
         </w:tc>
@@ -1011,7 +1011,7 @@
               <w:rPr>
                 <w:b w:val="0"/>
               </w:rPr>
-              <w:t>Supported electric vehicle type</w:t>
+              <w:t>Electric vehicle type</w:t>
             </w:r>
           </w:p>
         </w:tc>
@@ -1026,7 +1026,7 @@
               <w:rPr>
                 <w:b w:val="0"/>
               </w:rPr>
-              <w:t>Valid</w:t>
+              <w:t>Yes</w:t>
             </w:r>
           </w:p>
         </w:tc>
@@ -1056,7 +1056,7 @@
               <w:rPr>
                 <w:b w:val="0"/>
               </w:rPr>
-              <w:t>Electric pricing applies</w:t>
+              <w:t>Electric rules are used</w:t>
             </w:r>
           </w:p>
         </w:tc>
@@ -1103,7 +1103,7 @@
               <w:rPr>
                 <w:b w:val="0"/>
               </w:rPr>
-              <w:t>Supported type with different casing or whitespace</w:t>
+              <w:t>Correct type but different casing/spaces</w:t>
             </w:r>
           </w:p>
         </w:tc>
@@ -1118,7 +1118,7 @@
               <w:rPr>
                 <w:b w:val="0"/>
               </w:rPr>
-              <w:t>Valid</w:t>
+              <w:t>Yes</w:t>
             </w:r>
           </w:p>
         </w:tc>
@@ -1148,7 +1148,7 @@
               <w:rPr>
                 <w:b w:val="0"/>
               </w:rPr>
-              <w:t>Electric pricing applies</w:t>
+              <w:t>Electric rules are still used</w:t>
             </w:r>
           </w:p>
         </w:tc>
@@ -1210,7 +1210,7 @@
               <w:rPr>
                 <w:b w:val="0"/>
               </w:rPr>
-              <w:t>Invalid</w:t>
+              <w:t>No</w:t>
             </w:r>
           </w:p>
         </w:tc>
@@ -1287,7 +1287,7 @@
               <w:rPr>
                 <w:b w:val="0"/>
               </w:rPr>
-              <w:t>Whitespace-only vehicle type</w:t>
+              <w:t>Only spaces</w:t>
             </w:r>
           </w:p>
         </w:tc>
@@ -1302,7 +1302,7 @@
               <w:rPr>
                 <w:b w:val="0"/>
               </w:rPr>
-              <w:t>Invalid</w:t>
+              <w:t>No</w:t>
             </w:r>
           </w:p>
         </w:tc>
@@ -1379,7 +1379,7 @@
               <w:rPr>
                 <w:b w:val="0"/>
               </w:rPr>
-              <w:t>Unsupported vehicle type</w:t>
+              <w:t>Random unsupported vehicle</w:t>
             </w:r>
           </w:p>
         </w:tc>
@@ -1394,7 +1394,7 @@
               <w:rPr>
                 <w:b w:val="0"/>
               </w:rPr>
-              <w:t>Invalid</w:t>
+              <w:t>No</w:t>
             </w:r>
           </w:p>
         </w:tc>
@@ -1436,7 +1436,7 @@
         <w:pStyle w:val="Heading2"/>
       </w:pPr>
       <w:r>
-        <w:t>Boundary Value Analysis Table</w:t>
+        <w:t>Boundary Value Analysis</w:t>
       </w:r>
     </w:p>
     <w:tbl>
@@ -1466,7 +1466,7 @@
               <w:rPr>
                 <w:b/>
               </w:rPr>
-              <w:t>Boundary ID</w:t>
+              <w:t>ID</w:t>
             </w:r>
           </w:p>
         </w:tc>
@@ -1482,7 +1482,7 @@
               <w:rPr>
                 <w:b/>
               </w:rPr>
-              <w:t>Rule being tested</w:t>
+              <w:t>Boundary checked</w:t>
             </w:r>
           </w:p>
         </w:tc>
@@ -1498,7 +1498,7 @@
               <w:rPr>
                 <w:b/>
               </w:rPr>
-              <w:t>Values tested</w:t>
+              <w:t>Values</w:t>
             </w:r>
           </w:p>
         </w:tc>
@@ -1530,7 +1530,7 @@
               <w:rPr>
                 <w:b/>
               </w:rPr>
-              <w:t>Reason for selecting values</w:t>
+              <w:t>Why I picked this</w:t>
             </w:r>
           </w:p>
         </w:tc>
@@ -1562,7 +1562,7 @@
               <w:rPr>
                 <w:b w:val="0"/>
               </w:rPr>
-              <w:t>Invalid hours to first valid hour</w:t>
+              <w:t>Invalid hours to valid hours</w:t>
             </w:r>
           </w:p>
         </w:tc>
@@ -1592,7 +1592,7 @@
               <w:rPr>
                 <w:b w:val="0"/>
               </w:rPr>
-              <w:t>-1 and 0 return EUR0.00; 1 uses valid pricing</w:t>
+              <w:t>-1 and 0 give EUR0.00; 1 starts charging</w:t>
             </w:r>
           </w:p>
         </w:tc>
@@ -1607,7 +1607,7 @@
               <w:rPr>
                 <w:b w:val="0"/>
               </w:rPr>
-              <w:t>Tests the lower boundary for valid parking duration</w:t>
+              <w:t>Checks the lowest valid hour</w:t>
             </w:r>
           </w:p>
         </w:tc>
@@ -1639,7 +1639,7 @@
               <w:rPr>
                 <w:b w:val="0"/>
               </w:rPr>
-              <w:t>Standard vehicle EUR4 band</w:t>
+              <w:t>Standard first rate band</w:t>
             </w:r>
           </w:p>
         </w:tc>
@@ -1684,7 +1684,7 @@
               <w:rPr>
                 <w:b w:val="0"/>
               </w:rPr>
-              <w:t>Tests the first and last values in the standard 1 to 3 hour band</w:t>
+              <w:t>These are the edges of the 1 to 3 hour rule</w:t>
             </w:r>
           </w:p>
         </w:tc>
@@ -1716,7 +1716,7 @@
               <w:rPr>
                 <w:b w:val="0"/>
               </w:rPr>
-              <w:t>Standard vehicle change to EUR3 band</w:t>
+              <w:t>Standard changes rate</w:t>
             </w:r>
           </w:p>
         </w:tc>
@@ -1761,7 +1761,7 @@
               <w:rPr>
                 <w:b w:val="0"/>
               </w:rPr>
-              <w:t>Tests the boundary where standard pricing changes after 3 hours</w:t>
+              <w:t>Standard rate changes after 3 hours</w:t>
             </w:r>
           </w:p>
         </w:tc>
@@ -1793,7 +1793,7 @@
               <w:rPr>
                 <w:b w:val="0"/>
               </w:rPr>
-              <w:t>Electric vehicle EUR3 band</w:t>
+              <w:t>Electric first rate band</w:t>
             </w:r>
           </w:p>
         </w:tc>
@@ -1838,7 +1838,7 @@
               <w:rPr>
                 <w:b w:val="0"/>
               </w:rPr>
-              <w:t>Tests the first and last values in the electric 1 to 5 hour band</w:t>
+              <w:t>These are the edges of the 1 to 5 hour rule</w:t>
             </w:r>
           </w:p>
         </w:tc>
@@ -1870,7 +1870,7 @@
               <w:rPr>
                 <w:b w:val="0"/>
               </w:rPr>
-              <w:t>Electric vehicle change to EUR2 band</w:t>
+              <w:t>Electric changes rate</w:t>
             </w:r>
           </w:p>
         </w:tc>
@@ -1915,7 +1915,7 @@
               <w:rPr>
                 <w:b w:val="0"/>
               </w:rPr>
-              <w:t>Tests the boundary where electric pricing changes after 5 hours</w:t>
+              <w:t>Electric rate changes after 5 hours</w:t>
             </w:r>
           </w:p>
         </w:tc>
@@ -1947,7 +1947,7 @@
               <w:rPr>
                 <w:b w:val="0"/>
               </w:rPr>
-              <w:t>Discount threshold</w:t>
+              <w:t>Discount starts</w:t>
             </w:r>
           </w:p>
         </w:tc>
@@ -1977,7 +1977,7 @@
               <w:rPr>
                 <w:b w:val="0"/>
               </w:rPr>
-              <w:t>No discount at 9; discount applied at 10</w:t>
+              <w:t>No discount at 9; discount at 10</w:t>
             </w:r>
           </w:p>
         </w:tc>
@@ -1992,7 +1992,7 @@
               <w:rPr>
                 <w:b w:val="0"/>
               </w:rPr>
-              <w:t>Tests the exact point where the discount rule becomes active</w:t>
+              <w:t>The discount rule starts at 10 hours</w:t>
             </w:r>
           </w:p>
         </w:tc>
@@ -2005,6 +2005,11 @@
       </w:pPr>
       <w:r>
         <w:t>Black-Box Test Suite</w:t>
+      </w:r>
+    </w:p>
+    <w:p>
+      <w:r>
+        <w:t>These are the main black-box tests I would use. Some are repeated in the automated unit tests and a smaller set is used in Selenium.</w:t>
       </w:r>
     </w:p>
     <w:tbl>
@@ -2035,7 +2040,7 @@
               <w:rPr>
                 <w:b/>
               </w:rPr>
-              <w:t>Test ID</w:t>
+              <w:t>Test</w:t>
             </w:r>
           </w:p>
         </w:tc>
@@ -2051,7 +2056,7 @@
               <w:rPr>
                 <w:b/>
               </w:rPr>
-              <w:t>Test type</w:t>
+              <w:t>Type</w:t>
             </w:r>
           </w:p>
         </w:tc>
@@ -2115,7 +2120,7 @@
               <w:rPr>
                 <w:b/>
               </w:rPr>
-              <w:t>Requirement covered</w:t>
+              <w:t>What it checks</w:t>
             </w:r>
           </w:p>
         </w:tc>
@@ -2207,7 +2212,7 @@
               <w:rPr>
                 <w:b w:val="0"/>
               </w:rPr>
-              <w:t>Invalid negative hours</w:t>
+              <w:t>Negative hours</w:t>
             </w:r>
           </w:p>
         </w:tc>
@@ -2239,7 +2244,7 @@
               <w:rPr>
                 <w:b w:val="0"/>
               </w:rPr>
-              <w:t>EP / BVA</w:t>
+              <w:t>EP/BVA</w:t>
             </w:r>
           </w:p>
         </w:tc>
@@ -2299,7 +2304,7 @@
               <w:rPr>
                 <w:b w:val="0"/>
               </w:rPr>
-              <w:t>Invalid zero hours</w:t>
+              <w:t>Zero hours</w:t>
             </w:r>
           </w:p>
         </w:tc>
@@ -2483,7 +2488,7 @@
               <w:rPr>
                 <w:b w:val="0"/>
               </w:rPr>
-              <w:t>Upper boundary of standard EUR4 band</w:t>
+              <w:t>End of standard 4 euro rate</w:t>
             </w:r>
           </w:p>
         </w:tc>
@@ -2575,7 +2580,7 @@
               <w:rPr>
                 <w:b w:val="0"/>
               </w:rPr>
-              <w:t>Lower boundary of standard EUR3 band</w:t>
+              <w:t>Start of standard 3 euro rate</w:t>
             </w:r>
           </w:p>
         </w:tc>
@@ -2667,7 +2672,7 @@
               <w:rPr>
                 <w:b w:val="0"/>
               </w:rPr>
-              <w:t>Standard vehicle before discount threshold</w:t>
+              <w:t>Just before discount</w:t>
             </w:r>
           </w:p>
         </w:tc>
@@ -2759,7 +2764,7 @@
               <w:rPr>
                 <w:b w:val="0"/>
               </w:rPr>
-              <w:t>Standard vehicle at discount threshold</w:t>
+              <w:t>Discount starts for standard</w:t>
             </w:r>
           </w:p>
         </w:tc>
@@ -2943,7 +2948,7 @@
               <w:rPr>
                 <w:b w:val="0"/>
               </w:rPr>
-              <w:t>Upper boundary of electric EUR3 band</w:t>
+              <w:t>End of electric 3 euro rate</w:t>
             </w:r>
           </w:p>
         </w:tc>
@@ -3035,7 +3040,7 @@
               <w:rPr>
                 <w:b w:val="0"/>
               </w:rPr>
-              <w:t>Lower boundary of electric EUR2 band</w:t>
+              <w:t>Start of electric 2 euro rate</w:t>
             </w:r>
           </w:p>
         </w:tc>
@@ -3127,7 +3132,7 @@
               <w:rPr>
                 <w:b w:val="0"/>
               </w:rPr>
-              <w:t>Electric vehicle before discount threshold</w:t>
+              <w:t>Just before discount</w:t>
             </w:r>
           </w:p>
         </w:tc>
@@ -3219,7 +3224,7 @@
               <w:rPr>
                 <w:b w:val="0"/>
               </w:rPr>
-              <w:t>Electric vehicle at discount threshold</w:t>
+              <w:t>Discount starts for electric</w:t>
             </w:r>
           </w:p>
         </w:tc>
@@ -3311,7 +3316,7 @@
               <w:rPr>
                 <w:b w:val="0"/>
               </w:rPr>
-              <w:t>Unsupported vehicle type</w:t>
+              <w:t>Invalid vehicle</w:t>
             </w:r>
           </w:p>
         </w:tc>
@@ -3403,7 +3408,7 @@
               <w:rPr>
                 <w:b w:val="0"/>
               </w:rPr>
-              <w:t>Empty vehicle type</w:t>
+              <w:t>Empty vehicle</w:t>
             </w:r>
           </w:p>
         </w:tc>
@@ -3495,7 +3500,7 @@
               <w:rPr>
                 <w:b w:val="0"/>
               </w:rPr>
-              <w:t>Whitespace-only vehicle type</w:t>
+              <w:t>Spaces instead of a vehicle type</w:t>
             </w:r>
           </w:p>
         </w:tc>
@@ -3587,7 +3592,7 @@
               <w:rPr>
                 <w:b w:val="0"/>
               </w:rPr>
-              <w:t>Case-insensitive and trimmed input</w:t>
+              <w:t>Case-insensitive input</w:t>
             </w:r>
           </w:p>
         </w:tc>
@@ -3599,7 +3604,12 @@
         <w:pStyle w:val="Heading2"/>
       </w:pPr>
       <w:r>
-        <w:t>Selenium Test Mapping</w:t>
+        <w:t>Selenium Tests Used</w:t>
+      </w:r>
+    </w:p>
+    <w:p>
+      <w:r>
+        <w:t>I did not put every single case into Selenium because that would make the UI tests slower and repetitive. The Selenium tests just prove the form works with the main types of cases.</w:t>
       </w:r>
     </w:p>
     <w:tbl>
@@ -3627,7 +3637,7 @@
               <w:rPr>
                 <w:b/>
               </w:rPr>
-              <w:t>Selenium test input</w:t>
+              <w:t>Input in form</w:t>
             </w:r>
           </w:p>
         </w:tc>
@@ -3643,7 +3653,7 @@
               <w:rPr>
                 <w:b/>
               </w:rPr>
-              <w:t>Expected displayed fee</w:t>
+              <w:t>Expected result shown</w:t>
             </w:r>
           </w:p>
         </w:tc>
@@ -3659,7 +3669,7 @@
               <w:rPr>
                 <w:b/>
               </w:rPr>
-              <w:t>Black-box purpose</w:t>
+              <w:t>Reason</w:t>
             </w:r>
           </w:p>
         </w:tc>
@@ -3706,7 +3716,7 @@
               <w:rPr>
                 <w:b w:val="0"/>
               </w:rPr>
-              <w:t>Standard vehicle boundary</w:t>
+              <w:t>Standard boundary case</w:t>
             </w:r>
           </w:p>
         </w:tc>
@@ -3753,7 +3763,7 @@
               <w:rPr>
                 <w:b w:val="0"/>
               </w:rPr>
-              <w:t>Standard discount threshold</w:t>
+              <w:t>Standard with discount</w:t>
             </w:r>
           </w:p>
         </w:tc>
@@ -3800,7 +3810,7 @@
               <w:rPr>
                 <w:b w:val="0"/>
               </w:rPr>
-              <w:t>Electric vehicle pricing boundary</w:t>
+              <w:t>Electric boundary case</w:t>
             </w:r>
           </w:p>
         </w:tc>
